--- a/tests/test_a/data/南京市2021~2024年国民经济和社会发展统计公报汇总_edited.docx
+++ b/tests/test_a/data/南京市2021~2024年国民经济和社会发展统计公报汇总_edited.docx
@@ -3,841 +3,6 @@
 <w:document xmlns:wpc="http://schemas.microsoft.com/office/word/2010/wordprocessingCanvas" xmlns:cx="http://schemas.microsoft.com/office/drawing/2014/chartex" xmlns:cx1="http://schemas.microsoft.com/office/drawing/2015/9/8/chartex" xmlns:cx2="http://schemas.microsoft.com/office/drawing/2015/10/21/chartex" xmlns:cx3="http://schemas.microsoft.com/office/drawing/2016/5/9/chartex" xmlns:cx4="http://schemas.microsoft.com/office/drawing/2016/5/10/chartex" xmlns:cx5="http://schemas.microsoft.com/office/drawing/2016/5/11/chartex" xmlns:cx6="http://schemas.microsoft.com/office/drawing/2016/5/12/chartex" xmlns:cx7="http://schemas.microsoft.com/office/drawing/2016/5/13/chartex" xmlns:cx8="http://schemas.microsoft.com/office/drawing/2016/5/14/chartex" xmlns:mc="http://schemas.openxmlformats.org/markup-compatibility/2006" xmlns:aink="http://schemas.microsoft.com/office/drawing/2016/ink" xmlns:am3d="http://schemas.microsoft.com/office/drawing/2017/model3d" xmlns:o="urn:schemas-microsoft-com:office:office" xmlns:oel="http://schemas.microsoft.com/office/2019/extlst" xmlns:r="http://schemas.openxmlformats.org/officeDocument/2006/relationships" xmlns:m="http://schemas.openxmlformats.org/officeDocument/2006/math" xmlns:v="urn:schemas-microsoft-com:vml" xmlns:wp14="http://schemas.microsoft.com/office/word/2010/wordprocessingDrawing" xmlns:wp="http://schemas.openxmlformats.org/drawingml/2006/wordprocessingDrawing" xmlns:w10="urn:schemas-microsoft-com:office:word" xmlns:w="http://schemas.openxmlformats.org/wordprocessingml/2006/main" xmlns:w14="http://schemas.microsoft.com/office/word/2010/wordml" xmlns:w15="http://schemas.microsoft.com/office/word/2012/wordml" xmlns:w16cex="http://schemas.microsoft.com/office/word/2018/wordml/cex" xmlns:w16cid="http://schemas.microsoft.com/office/word/2016/wordml/cid" xmlns:w16="http://schemas.microsoft.com/office/word/2018/wordml" xmlns:w16du="http://schemas.microsoft.com/office/word/2023/wordml/word16du" xmlns:w16sdtdh="http://schemas.microsoft.com/office/word/2020/wordml/sdtdatahash" xmlns:w16sdtfl="http://schemas.microsoft.com/office/word/2024/wordml/sdtformatlock" xmlns:w16se="http://schemas.microsoft.com/office/word/2015/wordml/symex" xmlns:wpg="http://schemas.microsoft.com/office/word/2010/wordprocessingGroup" xmlns:wpi="http://schemas.microsoft.com/office/word/2010/wordprocessingInk" xmlns:wne="http://schemas.microsoft.com/office/word/2006/wordml" xmlns:wps="http://schemas.microsoft.com/office/word/2010/wordprocessingShape" mc:Ignorable="w14 w15 w16se w16cid w16 w16cex w16sdtdh w16sdtfl w16du wp14">
   <w:body>
     <w:p>
-      <w:pPr>
-        <w:spacing w:line="240" w:lineRule="auto" w:before="0" w:after="0"/>
-        <w:jc w:val="left"/>
-      </w:pPr>
-      <w:r>
-        <w:t>目录</w:t>
-      </w:r>
-    </w:p>
-    <w:p>
-      <w:pPr>
-        <w:spacing w:line="240" w:lineRule="auto" w:before="0" w:after="0"/>
-        <w:jc w:val="left"/>
-      </w:pPr>
-      <w:hyperlink w:anchor="toc_1_0" w:history="1">
-        <w:r>
-          <w:rPr>
-            <w:color w:val="000000"/>
-          </w:rPr>
-          <w:t>- 南京市2024年国民经济和社会发展统计公报</w:t>
-        </w:r>
-      </w:hyperlink>
-    </w:p>
-    <w:p>
-      <w:pPr>
-        <w:spacing w:line="240" w:lineRule="auto" w:before="0" w:after="0"/>
-        <w:jc w:val="left"/>
-      </w:pPr>
-      <w:hyperlink w:anchor="toc_2_5" w:history="1">
-        <w:r>
-          <w:rPr>
-            <w:color w:val="000000"/>
-          </w:rPr>
-          <w:t>- 一、综合</w:t>
-        </w:r>
-      </w:hyperlink>
-    </w:p>
-    <w:p>
-      <w:pPr>
-        <w:spacing w:line="240" w:lineRule="auto" w:before="0" w:after="0"/>
-        <w:jc w:val="left"/>
-      </w:pPr>
-      <w:hyperlink w:anchor="toc_3_14" w:history="1">
-        <w:r>
-          <w:rPr>
-            <w:color w:val="000000"/>
-          </w:rPr>
-          <w:t>- 二、农业</w:t>
-        </w:r>
-      </w:hyperlink>
-    </w:p>
-    <w:p>
-      <w:pPr>
-        <w:spacing w:line="240" w:lineRule="auto" w:before="0" w:after="0"/>
-        <w:jc w:val="left"/>
-      </w:pPr>
-      <w:hyperlink w:anchor="toc_4_19" w:history="1">
-        <w:r>
-          <w:rPr>
-            <w:color w:val="000000"/>
-          </w:rPr>
-          <w:t>- 三、工业和建筑业</w:t>
-        </w:r>
-      </w:hyperlink>
-    </w:p>
-    <w:p>
-      <w:pPr>
-        <w:spacing w:line="240" w:lineRule="auto" w:before="0" w:after="0"/>
-        <w:jc w:val="left"/>
-      </w:pPr>
-      <w:hyperlink w:anchor="toc_5_24" w:history="1">
-        <w:r>
-          <w:rPr>
-            <w:color w:val="000000"/>
-          </w:rPr>
-          <w:t>- 四、固定资产投资</w:t>
-        </w:r>
-      </w:hyperlink>
-    </w:p>
-    <w:p>
-      <w:pPr>
-        <w:spacing w:line="240" w:lineRule="auto" w:before="0" w:after="0"/>
-        <w:jc w:val="left"/>
-      </w:pPr>
-      <w:hyperlink w:anchor="toc_6_27" w:history="1">
-        <w:r>
-          <w:rPr>
-            <w:color w:val="000000"/>
-          </w:rPr>
-          <w:t>- 五、国内贸易</w:t>
-        </w:r>
-      </w:hyperlink>
-    </w:p>
-    <w:p>
-      <w:pPr>
-        <w:spacing w:line="240" w:lineRule="auto" w:before="0" w:after="0"/>
-        <w:jc w:val="left"/>
-      </w:pPr>
-      <w:hyperlink w:anchor="toc_7_29" w:history="1">
-        <w:r>
-          <w:rPr>
-            <w:color w:val="000000"/>
-          </w:rPr>
-          <w:t>- 六、对外经济</w:t>
-        </w:r>
-      </w:hyperlink>
-    </w:p>
-    <w:p>
-      <w:pPr>
-        <w:spacing w:line="240" w:lineRule="auto" w:before="0" w:after="0"/>
-        <w:jc w:val="left"/>
-      </w:pPr>
-      <w:hyperlink w:anchor="toc_8_34" w:history="1">
-        <w:r>
-          <w:rPr>
-            <w:color w:val="000000"/>
-          </w:rPr>
-          <w:t>- 七、交通、邮电和旅游</w:t>
-        </w:r>
-      </w:hyperlink>
-    </w:p>
-    <w:p>
-      <w:pPr>
-        <w:spacing w:line="240" w:lineRule="auto" w:before="0" w:after="0"/>
-        <w:jc w:val="left"/>
-      </w:pPr>
-      <w:hyperlink w:anchor="toc_9_39" w:history="1">
-        <w:r>
-          <w:rPr>
-            <w:color w:val="000000"/>
-          </w:rPr>
-          <w:t>- 八、财政金融</w:t>
-        </w:r>
-      </w:hyperlink>
-    </w:p>
-    <w:p>
-      <w:pPr>
-        <w:spacing w:line="240" w:lineRule="auto" w:before="0" w:after="0"/>
-        <w:jc w:val="left"/>
-      </w:pPr>
-      <w:hyperlink w:anchor="toc_10_44" w:history="1">
-        <w:r>
-          <w:rPr>
-            <w:color w:val="000000"/>
-          </w:rPr>
-          <w:t>- 九、人民生活和社会保障</w:t>
-        </w:r>
-      </w:hyperlink>
-    </w:p>
-    <w:p>
-      <w:pPr>
-        <w:spacing w:line="240" w:lineRule="auto" w:before="0" w:after="0"/>
-        <w:jc w:val="left"/>
-      </w:pPr>
-      <w:hyperlink w:anchor="toc_11_48" w:history="1">
-        <w:r>
-          <w:rPr>
-            <w:color w:val="000000"/>
-          </w:rPr>
-          <w:t>- 十、科学技术和教育</w:t>
-        </w:r>
-      </w:hyperlink>
-    </w:p>
-    <w:p>
-      <w:pPr>
-        <w:spacing w:line="240" w:lineRule="auto" w:before="0" w:after="0"/>
-        <w:jc w:val="left"/>
-      </w:pPr>
-      <w:hyperlink w:anchor="toc_12_52" w:history="1">
-        <w:r>
-          <w:rPr>
-            <w:color w:val="000000"/>
-          </w:rPr>
-          <w:t>- 十一、文化、卫生和体育</w:t>
-        </w:r>
-      </w:hyperlink>
-    </w:p>
-    <w:p>
-      <w:pPr>
-        <w:spacing w:line="240" w:lineRule="auto" w:before="0" w:after="0"/>
-        <w:jc w:val="left"/>
-      </w:pPr>
-      <w:hyperlink w:anchor="toc_13_56" w:history="1">
-        <w:r>
-          <w:rPr>
-            <w:color w:val="000000"/>
-          </w:rPr>
-          <w:t>- 十二、资源、环境和应急管理</w:t>
-        </w:r>
-      </w:hyperlink>
-    </w:p>
-    <w:p>
-      <w:pPr>
-        <w:spacing w:line="240" w:lineRule="auto" w:before="0" w:after="0"/>
-        <w:jc w:val="left"/>
-      </w:pPr>
-      <w:hyperlink w:anchor="toc_14_60" w:history="1">
-        <w:r>
-          <w:rPr>
-            <w:color w:val="000000"/>
-          </w:rPr>
-          <w:t>- 注释</w:t>
-        </w:r>
-      </w:hyperlink>
-    </w:p>
-    <w:p>
-      <w:pPr>
-        <w:spacing w:line="240" w:lineRule="auto" w:before="0" w:after="0"/>
-        <w:jc w:val="left"/>
-      </w:pPr>
-      <w:hyperlink w:anchor="toc_15_64" w:history="1">
-        <w:r>
-          <w:rPr>
-            <w:color w:val="000000"/>
-          </w:rPr>
-          <w:t>- 资料来源</w:t>
-        </w:r>
-      </w:hyperlink>
-    </w:p>
-    <w:p>
-      <w:pPr>
-        <w:spacing w:line="240" w:lineRule="auto" w:before="0" w:after="0"/>
-        <w:jc w:val="left"/>
-      </w:pPr>
-      <w:r>
-        <w:t>- 2023年南京市国民经济和社会发展统计公报</w:t>
-      </w:r>
-    </w:p>
-    <w:p>
-      <w:pPr>
-        <w:spacing w:line="240" w:lineRule="auto" w:before="0" w:after="0"/>
-        <w:jc w:val="left"/>
-      </w:pPr>
-      <w:hyperlink w:anchor="toc_17_84" w:history="1">
-        <w:r>
-          <w:rPr>
-            <w:color w:val="000000"/>
-          </w:rPr>
-          <w:t>- 一、综合</w:t>
-        </w:r>
-      </w:hyperlink>
-    </w:p>
-    <w:p>
-      <w:pPr>
-        <w:spacing w:line="240" w:lineRule="auto" w:before="0" w:after="0"/>
-        <w:jc w:val="left"/>
-      </w:pPr>
-      <w:hyperlink w:anchor="toc_18_91" w:history="1">
-        <w:r>
-          <w:rPr>
-            <w:color w:val="000000"/>
-          </w:rPr>
-          <w:t>- 二、农业</w:t>
-        </w:r>
-      </w:hyperlink>
-    </w:p>
-    <w:p>
-      <w:pPr>
-        <w:spacing w:line="240" w:lineRule="auto" w:before="0" w:after="0"/>
-        <w:jc w:val="left"/>
-      </w:pPr>
-      <w:hyperlink w:anchor="toc_19_96" w:history="1">
-        <w:r>
-          <w:rPr>
-            <w:color w:val="000000"/>
-          </w:rPr>
-          <w:t>- 三、工业和建筑业</w:t>
-        </w:r>
-      </w:hyperlink>
-    </w:p>
-    <w:p>
-      <w:pPr>
-        <w:spacing w:line="240" w:lineRule="auto" w:before="0" w:after="0"/>
-        <w:jc w:val="left"/>
-      </w:pPr>
-      <w:hyperlink w:anchor="toc_20_100" w:history="1">
-        <w:r>
-          <w:rPr>
-            <w:color w:val="000000"/>
-          </w:rPr>
-          <w:t>- 四、固定资产投资和房地产</w:t>
-        </w:r>
-      </w:hyperlink>
-    </w:p>
-    <w:p>
-      <w:pPr>
-        <w:spacing w:line="240" w:lineRule="auto" w:before="0" w:after="0"/>
-        <w:jc w:val="left"/>
-      </w:pPr>
-      <w:hyperlink w:anchor="toc_21_103" w:history="1">
-        <w:r>
-          <w:rPr>
-            <w:color w:val="000000"/>
-          </w:rPr>
-          <w:t>- 五、国内贸易</w:t>
-        </w:r>
-      </w:hyperlink>
-    </w:p>
-    <w:p>
-      <w:pPr>
-        <w:spacing w:line="240" w:lineRule="auto" w:before="0" w:after="0"/>
-        <w:jc w:val="left"/>
-      </w:pPr>
-      <w:hyperlink w:anchor="toc_22_105" w:history="1">
-        <w:r>
-          <w:rPr>
-            <w:color w:val="000000"/>
-          </w:rPr>
-          <w:t>- 六、对外经济</w:t>
-        </w:r>
-      </w:hyperlink>
-    </w:p>
-    <w:p>
-      <w:pPr>
-        <w:spacing w:line="240" w:lineRule="auto" w:before="0" w:after="0"/>
-        <w:jc w:val="left"/>
-      </w:pPr>
-      <w:hyperlink w:anchor="toc_23_109" w:history="1">
-        <w:r>
-          <w:rPr>
-            <w:color w:val="000000"/>
-          </w:rPr>
-          <w:t>- 七、交通、邮电和旅游</w:t>
-        </w:r>
-      </w:hyperlink>
-    </w:p>
-    <w:p>
-      <w:pPr>
-        <w:spacing w:line="240" w:lineRule="auto" w:before="0" w:after="0"/>
-        <w:jc w:val="left"/>
-      </w:pPr>
-      <w:hyperlink w:anchor="toc_24_113" w:history="1">
-        <w:r>
-          <w:rPr>
-            <w:color w:val="000000"/>
-          </w:rPr>
-          <w:t>- 八、财政金融</w:t>
-        </w:r>
-      </w:hyperlink>
-    </w:p>
-    <w:p>
-      <w:pPr>
-        <w:spacing w:line="240" w:lineRule="auto" w:before="0" w:after="0"/>
-        <w:jc w:val="left"/>
-      </w:pPr>
-      <w:hyperlink w:anchor="toc_25_117" w:history="1">
-        <w:r>
-          <w:rPr>
-            <w:color w:val="000000"/>
-          </w:rPr>
-          <w:t>- 九、人民生活和社会保障</w:t>
-        </w:r>
-      </w:hyperlink>
-    </w:p>
-    <w:p>
-      <w:pPr>
-        <w:spacing w:line="240" w:lineRule="auto" w:before="0" w:after="0"/>
-        <w:jc w:val="left"/>
-      </w:pPr>
-      <w:hyperlink w:anchor="toc_26_120" w:history="1">
-        <w:r>
-          <w:rPr>
-            <w:color w:val="000000"/>
-          </w:rPr>
-          <w:t>- 十、科学技术和教育</w:t>
-        </w:r>
-      </w:hyperlink>
-    </w:p>
-    <w:p>
-      <w:pPr>
-        <w:spacing w:line="240" w:lineRule="auto" w:before="0" w:after="0"/>
-        <w:jc w:val="left"/>
-      </w:pPr>
-      <w:hyperlink w:anchor="toc_27_125" w:history="1">
-        <w:r>
-          <w:rPr>
-            <w:color w:val="000000"/>
-          </w:rPr>
-          <w:t>- 十一、文化、卫生和体育</w:t>
-        </w:r>
-      </w:hyperlink>
-    </w:p>
-    <w:p>
-      <w:pPr>
-        <w:spacing w:line="240" w:lineRule="auto" w:before="0" w:after="0"/>
-        <w:jc w:val="left"/>
-      </w:pPr>
-      <w:hyperlink w:anchor="toc_28_129" w:history="1">
-        <w:r>
-          <w:rPr>
-            <w:color w:val="000000"/>
-          </w:rPr>
-          <w:t>- 十二、资源、环境和应急管理</w:t>
-        </w:r>
-      </w:hyperlink>
-    </w:p>
-    <w:p>
-      <w:pPr>
-        <w:spacing w:line="240" w:lineRule="auto" w:before="0" w:after="0"/>
-        <w:jc w:val="left"/>
-      </w:pPr>
-      <w:hyperlink w:anchor="toc_29_133" w:history="1">
-        <w:r>
-          <w:rPr>
-            <w:color w:val="000000"/>
-          </w:rPr>
-          <w:t>- 注释：</w:t>
-        </w:r>
-      </w:hyperlink>
-    </w:p>
-    <w:p>
-      <w:pPr>
-        <w:spacing w:line="240" w:lineRule="auto" w:before="0" w:after="0"/>
-        <w:jc w:val="left"/>
-      </w:pPr>
-      <w:hyperlink w:anchor="toc_30_136" w:history="1">
-        <w:r>
-          <w:rPr>
-            <w:color w:val="000000"/>
-          </w:rPr>
-          <w:t>- 资料来源：</w:t>
-        </w:r>
-      </w:hyperlink>
-    </w:p>
-    <w:p>
-      <w:pPr>
-        <w:spacing w:line="240" w:lineRule="auto" w:before="0" w:after="0"/>
-        <w:jc w:val="left"/>
-      </w:pPr>
-      <w:r>
-        <w:t>- 2022年南京市国民经济和社会发展统计公报</w:t>
-      </w:r>
-    </w:p>
-    <w:p>
-      <w:pPr>
-        <w:spacing w:line="240" w:lineRule="auto" w:before="0" w:after="0"/>
-        <w:jc w:val="left"/>
-      </w:pPr>
-      <w:hyperlink w:anchor="toc_32_152" w:history="1">
-        <w:r>
-          <w:rPr>
-            <w:color w:val="000000"/>
-          </w:rPr>
-          <w:t>- 一、综合</w:t>
-        </w:r>
-      </w:hyperlink>
-    </w:p>
-    <w:p>
-      <w:pPr>
-        <w:spacing w:line="240" w:lineRule="auto" w:before="0" w:after="0"/>
-        <w:jc w:val="left"/>
-      </w:pPr>
-      <w:hyperlink w:anchor="toc_33_162" w:history="1">
-        <w:r>
-          <w:rPr>
-            <w:color w:val="000000"/>
-          </w:rPr>
-          <w:t>- 二、农业</w:t>
-        </w:r>
-      </w:hyperlink>
-    </w:p>
-    <w:p>
-      <w:pPr>
-        <w:spacing w:line="240" w:lineRule="auto" w:before="0" w:after="0"/>
-        <w:jc w:val="left"/>
-      </w:pPr>
-      <w:hyperlink w:anchor="toc_34_166" w:history="1">
-        <w:r>
-          <w:rPr>
-            <w:color w:val="000000"/>
-          </w:rPr>
-          <w:t>- 三、工业和建筑业</w:t>
-        </w:r>
-      </w:hyperlink>
-    </w:p>
-    <w:p>
-      <w:pPr>
-        <w:spacing w:line="240" w:lineRule="auto" w:before="0" w:after="0"/>
-        <w:jc w:val="left"/>
-      </w:pPr>
-      <w:hyperlink w:anchor="toc_35_171" w:history="1">
-        <w:r>
-          <w:rPr>
-            <w:color w:val="000000"/>
-          </w:rPr>
-          <w:t>- 四、固定资产投资和房地产</w:t>
-        </w:r>
-      </w:hyperlink>
-    </w:p>
-    <w:p>
-      <w:pPr>
-        <w:spacing w:line="240" w:lineRule="auto" w:before="0" w:after="0"/>
-        <w:jc w:val="left"/>
-      </w:pPr>
-      <w:hyperlink w:anchor="toc_36_175" w:history="1">
-        <w:r>
-          <w:rPr>
-            <w:color w:val="000000"/>
-          </w:rPr>
-          <w:t>- 五、国内贸易</w:t>
-        </w:r>
-      </w:hyperlink>
-    </w:p>
-    <w:p>
-      <w:pPr>
-        <w:spacing w:line="240" w:lineRule="auto" w:before="0" w:after="0"/>
-        <w:jc w:val="left"/>
-      </w:pPr>
-      <w:hyperlink w:anchor="toc_37_179" w:history="1">
-        <w:r>
-          <w:rPr>
-            <w:color w:val="000000"/>
-          </w:rPr>
-          <w:t>- 六、对外经济</w:t>
-        </w:r>
-      </w:hyperlink>
-    </w:p>
-    <w:p>
-      <w:pPr>
-        <w:spacing w:line="240" w:lineRule="auto" w:before="0" w:after="0"/>
-        <w:jc w:val="left"/>
-      </w:pPr>
-      <w:hyperlink w:anchor="toc_38_186" w:history="1">
-        <w:r>
-          <w:rPr>
-            <w:color w:val="000000"/>
-          </w:rPr>
-          <w:t>- 七、交通、邮电和旅游</w:t>
-        </w:r>
-      </w:hyperlink>
-    </w:p>
-    <w:p>
-      <w:pPr>
-        <w:spacing w:line="240" w:lineRule="auto" w:before="0" w:after="0"/>
-        <w:jc w:val="left"/>
-      </w:pPr>
-      <w:hyperlink w:anchor="toc_39_195" w:history="1">
-        <w:r>
-          <w:rPr>
-            <w:color w:val="000000"/>
-          </w:rPr>
-          <w:t>- 八、财政、金融</w:t>
-        </w:r>
-      </w:hyperlink>
-    </w:p>
-    <w:p>
-      <w:pPr>
-        <w:spacing w:line="240" w:lineRule="auto" w:before="0" w:after="0"/>
-        <w:jc w:val="left"/>
-      </w:pPr>
-      <w:hyperlink w:anchor="toc_40_202" w:history="1">
-        <w:r>
-          <w:rPr>
-            <w:color w:val="000000"/>
-          </w:rPr>
-          <w:t>- 九、科学技术和教育</w:t>
-        </w:r>
-      </w:hyperlink>
-    </w:p>
-    <w:p>
-      <w:pPr>
-        <w:spacing w:line="240" w:lineRule="auto" w:before="0" w:after="0"/>
-        <w:jc w:val="left"/>
-      </w:pPr>
-      <w:hyperlink w:anchor="toc_41_207" w:history="1">
-        <w:r>
-          <w:rPr>
-            <w:color w:val="000000"/>
-          </w:rPr>
-          <w:t>- 十、文化、卫生和体育</w:t>
-        </w:r>
-      </w:hyperlink>
-    </w:p>
-    <w:p>
-      <w:pPr>
-        <w:spacing w:line="240" w:lineRule="auto" w:before="0" w:after="0"/>
-        <w:jc w:val="left"/>
-      </w:pPr>
-      <w:hyperlink w:anchor="toc_42_211" w:history="1">
-        <w:r>
-          <w:rPr>
-            <w:color w:val="000000"/>
-          </w:rPr>
-          <w:t>- 十一、人民生活和社会保障</w:t>
-        </w:r>
-      </w:hyperlink>
-    </w:p>
-    <w:p>
-      <w:pPr>
-        <w:spacing w:line="240" w:lineRule="auto" w:before="0" w:after="0"/>
-        <w:jc w:val="left"/>
-      </w:pPr>
-      <w:hyperlink w:anchor="toc_43_216" w:history="1">
-        <w:r>
-          <w:rPr>
-            <w:color w:val="000000"/>
-          </w:rPr>
-          <w:t>- 十二、资源、环境和安全生产</w:t>
-        </w:r>
-      </w:hyperlink>
-    </w:p>
-    <w:p>
-      <w:pPr>
-        <w:spacing w:line="240" w:lineRule="auto" w:before="0" w:after="0"/>
-        <w:jc w:val="left"/>
-      </w:pPr>
-      <w:hyperlink w:anchor="toc_44_220" w:history="1">
-        <w:r>
-          <w:rPr>
-            <w:color w:val="000000"/>
-          </w:rPr>
-          <w:t>- 注释：</w:t>
-        </w:r>
-      </w:hyperlink>
-    </w:p>
-    <w:p>
-      <w:pPr>
-        <w:spacing w:line="240" w:lineRule="auto" w:before="0" w:after="0"/>
-        <w:jc w:val="left"/>
-      </w:pPr>
-      <w:hyperlink w:anchor="toc_45_226" w:history="1">
-        <w:r>
-          <w:rPr>
-            <w:color w:val="000000"/>
-          </w:rPr>
-          <w:t>- 资料来源：</w:t>
-        </w:r>
-      </w:hyperlink>
-    </w:p>
-    <w:p>
-      <w:pPr>
-        <w:spacing w:line="240" w:lineRule="auto" w:before="0" w:after="0"/>
-        <w:jc w:val="left"/>
-      </w:pPr>
-      <w:r>
-        <w:t>- 2021年南京市国民经济和社会发展统计公报</w:t>
-      </w:r>
-    </w:p>
-    <w:p>
-      <w:pPr>
-        <w:spacing w:line="240" w:lineRule="auto" w:before="0" w:after="0"/>
-        <w:jc w:val="left"/>
-      </w:pPr>
-      <w:hyperlink w:anchor="toc_47_247" w:history="1">
-        <w:r>
-          <w:rPr>
-            <w:color w:val="000000"/>
-          </w:rPr>
-          <w:t>- 一、综合</w:t>
-        </w:r>
-      </w:hyperlink>
-    </w:p>
-    <w:p>
-      <w:pPr>
-        <w:spacing w:line="240" w:lineRule="auto" w:before="0" w:after="0"/>
-        <w:jc w:val="left"/>
-      </w:pPr>
-      <w:hyperlink w:anchor="toc_48_255" w:history="1">
-        <w:r>
-          <w:rPr>
-            <w:color w:val="000000"/>
-          </w:rPr>
-          <w:t>- 二、农业</w:t>
-        </w:r>
-      </w:hyperlink>
-    </w:p>
-    <w:p>
-      <w:pPr>
-        <w:spacing w:line="240" w:lineRule="auto" w:before="0" w:after="0"/>
-        <w:jc w:val="left"/>
-      </w:pPr>
-      <w:hyperlink w:anchor="toc_49_259" w:history="1">
-        <w:r>
-          <w:rPr>
-            <w:color w:val="000000"/>
-          </w:rPr>
-          <w:t>- 三、工业和建筑业</w:t>
-        </w:r>
-      </w:hyperlink>
-    </w:p>
-    <w:p>
-      <w:pPr>
-        <w:spacing w:line="240" w:lineRule="auto" w:before="0" w:after="0"/>
-        <w:jc w:val="left"/>
-      </w:pPr>
-      <w:hyperlink w:anchor="toc_50_265" w:history="1">
-        <w:r>
-          <w:rPr>
-            <w:color w:val="000000"/>
-          </w:rPr>
-          <w:t>- 四、固定资产投资和房地产</w:t>
-        </w:r>
-      </w:hyperlink>
-    </w:p>
-    <w:p>
-      <w:pPr>
-        <w:spacing w:line="240" w:lineRule="auto" w:before="0" w:after="0"/>
-        <w:jc w:val="left"/>
-      </w:pPr>
-      <w:hyperlink w:anchor="toc_51_268" w:history="1">
-        <w:r>
-          <w:rPr>
-            <w:color w:val="000000"/>
-          </w:rPr>
-          <w:t>- 五、国内贸易</w:t>
-        </w:r>
-      </w:hyperlink>
-    </w:p>
-    <w:p>
-      <w:pPr>
-        <w:spacing w:line="240" w:lineRule="auto" w:before="0" w:after="0"/>
-        <w:jc w:val="left"/>
-      </w:pPr>
-      <w:hyperlink w:anchor="toc_52_272" w:history="1">
-        <w:r>
-          <w:rPr>
-            <w:color w:val="000000"/>
-          </w:rPr>
-          <w:t>- 六、对外经济</w:t>
-        </w:r>
-      </w:hyperlink>
-    </w:p>
-    <w:p>
-      <w:pPr>
-        <w:spacing w:line="240" w:lineRule="auto" w:before="0" w:after="0"/>
-        <w:jc w:val="left"/>
-      </w:pPr>
-      <w:hyperlink w:anchor="toc_53_279" w:history="1">
-        <w:r>
-          <w:rPr>
-            <w:color w:val="000000"/>
-          </w:rPr>
-          <w:t>- 七、交通、邮电和旅游</w:t>
-        </w:r>
-      </w:hyperlink>
-    </w:p>
-    <w:p>
-      <w:pPr>
-        <w:spacing w:line="240" w:lineRule="auto" w:before="0" w:after="0"/>
-        <w:jc w:val="left"/>
-      </w:pPr>
-      <w:hyperlink w:anchor="toc_54_289" w:history="1">
-        <w:r>
-          <w:rPr>
-            <w:color w:val="000000"/>
-          </w:rPr>
-          <w:t>- 八、财政、金融</w:t>
-        </w:r>
-      </w:hyperlink>
-    </w:p>
-    <w:p>
-      <w:pPr>
-        <w:spacing w:line="240" w:lineRule="auto" w:before="0" w:after="0"/>
-        <w:jc w:val="left"/>
-      </w:pPr>
-      <w:hyperlink w:anchor="toc_55_294" w:history="1">
-        <w:r>
-          <w:rPr>
-            <w:color w:val="000000"/>
-          </w:rPr>
-          <w:t>- 九、人民生活和社会保障</w:t>
-        </w:r>
-      </w:hyperlink>
-    </w:p>
-    <w:p>
-      <w:pPr>
-        <w:spacing w:line="240" w:lineRule="auto" w:before="0" w:after="0"/>
-        <w:jc w:val="left"/>
-      </w:pPr>
-      <w:hyperlink w:anchor="toc_56_299" w:history="1">
-        <w:r>
-          <w:rPr>
-            <w:color w:val="000000"/>
-          </w:rPr>
-          <w:t>- 十、科学技术和教育</w:t>
-        </w:r>
-      </w:hyperlink>
-    </w:p>
-    <w:p>
-      <w:pPr>
-        <w:spacing w:line="240" w:lineRule="auto" w:before="0" w:after="0"/>
-        <w:jc w:val="left"/>
-      </w:pPr>
-      <w:hyperlink w:anchor="toc_57_304" w:history="1">
-        <w:r>
-          <w:rPr>
-            <w:color w:val="000000"/>
-          </w:rPr>
-          <w:t>- 十一、文化、卫生和体育</w:t>
-        </w:r>
-      </w:hyperlink>
-    </w:p>
-    <w:p>
-      <w:pPr>
-        <w:spacing w:line="240" w:lineRule="auto" w:before="0" w:after="0"/>
-        <w:jc w:val="left"/>
-      </w:pPr>
-      <w:hyperlink w:anchor="toc_58_308" w:history="1">
-        <w:r>
-          <w:rPr>
-            <w:color w:val="000000"/>
-          </w:rPr>
-          <w:t>- 十二、资源、环境和应急管理</w:t>
-        </w:r>
-      </w:hyperlink>
-    </w:p>
-    <w:p>
-      <w:pPr>
-        <w:spacing w:line="240" w:lineRule="auto" w:before="0" w:after="0"/>
-        <w:jc w:val="left"/>
-      </w:pPr>
-      <w:hyperlink w:anchor="toc_59_312" w:history="1">
-        <w:r>
-          <w:rPr>
-            <w:color w:val="000000"/>
-          </w:rPr>
-          <w:t>- 注释：</w:t>
-        </w:r>
-      </w:hyperlink>
-    </w:p>
-    <w:p>
-      <w:pPr>
-        <w:spacing w:line="240" w:lineRule="auto" w:before="0" w:after="0"/>
-        <w:jc w:val="left"/>
-      </w:pPr>
-      <w:hyperlink w:anchor="toc_60_321" w:history="1">
-        <w:r>
-          <w:rPr>
-            <w:color w:val="000000"/>
-          </w:rPr>
-          <w:t>- 资料来源：</w:t>
-        </w:r>
-      </w:hyperlink>
-    </w:p>
-    <w:p>
-      <w:bookmarkStart w:id="1000" w:name="toc_1_0"/>
       <w:pPr>
         <w:rPr>
           <w:rFonts w:hint="eastAsia"/>
@@ -852,7 +17,6 @@
         </w:rPr>
         <w:t xml:space="preserve"> </w:t>
       </w:r>
-      <w:bookmarkEnd w:id="1000"/>
     </w:p>
     <w:p>
       <w:pPr>
@@ -901,7 +65,6 @@
       </w:r>
     </w:p>
     <w:p>
-      <w:bookmarkStart w:id="1001" w:name="toc_2_5"/>
       <w:pPr>
         <w:rPr>
           <w:rFonts w:hint="eastAsia"/>
@@ -910,7 +73,6 @@
       <w:r>
         <w:t>一、综合</w:t>
       </w:r>
-      <w:bookmarkEnd w:id="1001"/>
     </w:p>
     <w:p>
       <w:pPr>
@@ -1044,7 +206,6 @@
       </w:r>
     </w:p>
     <w:p>
-      <w:bookmarkStart w:id="1002" w:name="toc_3_14"/>
       <w:pPr>
         <w:rPr>
           <w:rFonts w:hint="eastAsia"/>
@@ -1053,7 +214,6 @@
       <w:r>
         <w:t>二、农业</w:t>
       </w:r>
-      <w:bookmarkEnd w:id="1002"/>
     </w:p>
     <w:p>
       <w:pPr>
@@ -1097,7 +257,6 @@
       </w:r>
     </w:p>
     <w:p>
-      <w:bookmarkStart w:id="1003" w:name="toc_4_19"/>
       <w:pPr>
         <w:rPr>
           <w:rFonts w:hint="eastAsia"/>
@@ -1106,7 +265,6 @@
       <w:r>
         <w:t>三、工业和建筑业</w:t>
       </w:r>
-      <w:bookmarkEnd w:id="1003"/>
     </w:p>
     <w:p>
       <w:pPr>
@@ -1199,7 +357,6 @@
       </w:r>
     </w:p>
     <w:p>
-      <w:bookmarkStart w:id="1004" w:name="toc_5_24"/>
       <w:pPr>
         <w:rPr>
           <w:rFonts w:hint="eastAsia"/>
@@ -1209,7 +366,6 @@
         <w:lastRenderedPageBreak/>
         <w:t>四、固定资产投资</w:t>
       </w:r>
-      <w:bookmarkEnd w:id="1004"/>
     </w:p>
     <w:p>
       <w:pPr>
@@ -1232,7 +388,6 @@
       </w:r>
     </w:p>
     <w:p>
-      <w:bookmarkStart w:id="1005" w:name="toc_6_27"/>
       <w:pPr>
         <w:rPr>
           <w:rFonts w:hint="eastAsia"/>
@@ -1241,7 +396,6 @@
       <w:r>
         <w:t>五、国内贸易</w:t>
       </w:r>
-      <w:bookmarkEnd w:id="1005"/>
     </w:p>
     <w:p>
       <w:pPr>
@@ -1254,7 +408,6 @@
       </w:r>
     </w:p>
     <w:p>
-      <w:bookmarkStart w:id="1006" w:name="toc_7_29"/>
       <w:pPr>
         <w:rPr>
           <w:rFonts w:hint="eastAsia"/>
@@ -1263,7 +416,6 @@
       <w:r>
         <w:t>六、对外经济</w:t>
       </w:r>
-      <w:bookmarkEnd w:id="1006"/>
     </w:p>
     <w:p>
       <w:pPr>
@@ -1306,7 +458,6 @@
       </w:r>
     </w:p>
     <w:p>
-      <w:bookmarkStart w:id="1007" w:name="toc_8_34"/>
       <w:pPr>
         <w:rPr>
           <w:rFonts w:hint="eastAsia"/>
@@ -1315,7 +466,6 @@
       <w:r>
         <w:t>七、交通、邮电和旅游</w:t>
       </w:r>
-      <w:bookmarkEnd w:id="1007"/>
     </w:p>
     <w:p>
       <w:pPr>
@@ -1359,7 +509,6 @@
       </w:r>
     </w:p>
     <w:p>
-      <w:bookmarkStart w:id="1008" w:name="toc_9_39"/>
       <w:pPr>
         <w:rPr>
           <w:rFonts w:hint="eastAsia"/>
@@ -1368,7 +517,6 @@
       <w:r>
         <w:t>八、财政金融</w:t>
       </w:r>
-      <w:bookmarkEnd w:id="1008"/>
     </w:p>
     <w:p>
       <w:pPr>
@@ -1461,7 +609,6 @@
       </w:r>
     </w:p>
     <w:p>
-      <w:bookmarkStart w:id="1009" w:name="toc_10_44"/>
       <w:pPr>
         <w:rPr>
           <w:rFonts w:hint="eastAsia"/>
@@ -1471,7 +618,6 @@
         <w:lastRenderedPageBreak/>
         <w:t>九、人民生活和社会保障</w:t>
       </w:r>
-      <w:bookmarkEnd w:id="1009"/>
     </w:p>
     <w:p>
       <w:pPr>
@@ -1554,7 +700,6 @@
       </w:r>
     </w:p>
     <w:p>
-      <w:bookmarkStart w:id="1010" w:name="toc_11_48"/>
       <w:pPr>
         <w:rPr>
           <w:rFonts w:hint="eastAsia"/>
@@ -1563,7 +708,6 @@
       <w:r>
         <w:t>十、科学技术和教育</w:t>
       </w:r>
-      <w:bookmarkEnd w:id="1010"/>
     </w:p>
     <w:p>
       <w:pPr>
@@ -1600,7 +744,6 @@
       </w:r>
     </w:p>
     <w:p>
-      <w:bookmarkStart w:id="1011" w:name="toc_12_52"/>
       <w:pPr>
         <w:rPr>
           <w:rFonts w:hint="eastAsia"/>
@@ -1609,7 +752,6 @@
       <w:r>
         <w:t>十一、文化、卫生和体育</w:t>
       </w:r>
-      <w:bookmarkEnd w:id="1011"/>
     </w:p>
     <w:p>
       <w:pPr>
@@ -1642,7 +784,6 @@
       </w:r>
     </w:p>
     <w:p>
-      <w:bookmarkStart w:id="1012" w:name="toc_13_56"/>
       <w:pPr>
         <w:rPr>
           <w:rFonts w:hint="eastAsia"/>
@@ -1651,7 +792,6 @@
       <w:r>
         <w:t>十二、资源、环境和应急管理</w:t>
       </w:r>
-      <w:bookmarkEnd w:id="1012"/>
     </w:p>
     <w:p>
       <w:pPr>
@@ -1684,7 +824,6 @@
       </w:r>
     </w:p>
     <w:p>
-      <w:bookmarkStart w:id="1013" w:name="toc_14_60"/>
       <w:pPr>
         <w:rPr>
           <w:rFonts w:hint="eastAsia"/>
@@ -1693,7 +832,6 @@
       <w:r>
         <w:t>注释</w:t>
       </w:r>
-      <w:bookmarkEnd w:id="1013"/>
     </w:p>
     <w:p>
       <w:pPr>
@@ -1730,7 +868,6 @@
       </w:r>
     </w:p>
     <w:p>
-      <w:bookmarkStart w:id="1014" w:name="toc_15_64"/>
       <w:pPr>
         <w:rPr>
           <w:rFonts w:hint="eastAsia"/>
@@ -1739,7 +876,6 @@
       <w:r>
         <w:t>资料来源</w:t>
       </w:r>
-      <w:bookmarkEnd w:id="1014"/>
     </w:p>
     <w:p>
       <w:pPr>
@@ -1891,7 +1027,6 @@
       </w:r>
     </w:p>
     <w:p>
-      <w:bookmarkStart w:id="1016" w:name="toc_17_84"/>
       <w:pPr>
         <w:rPr>
           <w:rFonts w:hint="eastAsia"/>
@@ -1900,7 +1035,6 @@
       <w:r>
         <w:t>一、综合</w:t>
       </w:r>
-      <w:bookmarkEnd w:id="1016"/>
     </w:p>
     <w:p>
       <w:pPr>
@@ -1963,7 +1097,6 @@
       </w:r>
     </w:p>
     <w:p>
-      <w:bookmarkStart w:id="1017" w:name="toc_18_91"/>
       <w:pPr>
         <w:rPr>
           <w:rFonts w:hint="eastAsia"/>
@@ -1972,7 +1105,6 @@
       <w:r>
         <w:t>二、农业</w:t>
       </w:r>
-      <w:bookmarkEnd w:id="1017"/>
     </w:p>
     <w:p>
       <w:pPr>
@@ -2016,7 +1148,6 @@
       </w:r>
     </w:p>
     <w:p>
-      <w:bookmarkStart w:id="1018" w:name="toc_19_96"/>
       <w:pPr>
         <w:rPr>
           <w:rFonts w:hint="eastAsia"/>
@@ -2025,7 +1156,6 @@
       <w:r>
         <w:t>三、工业和建筑业</w:t>
       </w:r>
-      <w:bookmarkEnd w:id="1018"/>
     </w:p>
     <w:p>
       <w:pPr>
@@ -2058,7 +1188,6 @@
       </w:r>
     </w:p>
     <w:p>
-      <w:bookmarkStart w:id="1019" w:name="toc_20_100"/>
       <w:pPr>
         <w:rPr>
           <w:rFonts w:hint="eastAsia"/>
@@ -2067,7 +1196,6 @@
       <w:r>
         <w:t>四、固定资产投资和房地产</w:t>
       </w:r>
-      <w:bookmarkEnd w:id="1019"/>
     </w:p>
     <w:p>
       <w:pPr>
@@ -2094,7 +1222,6 @@
       </w:r>
     </w:p>
     <w:p>
-      <w:bookmarkStart w:id="1020" w:name="toc_21_103"/>
       <w:pPr>
         <w:rPr>
           <w:rFonts w:hint="eastAsia"/>
@@ -2103,7 +1230,6 @@
       <w:r>
         <w:t>五、国内贸易</w:t>
       </w:r>
-      <w:bookmarkEnd w:id="1020"/>
     </w:p>
     <w:p>
       <w:pPr>
@@ -2116,7 +1242,6 @@
       </w:r>
     </w:p>
     <w:p>
-      <w:bookmarkStart w:id="1021" w:name="toc_22_105"/>
       <w:pPr>
         <w:rPr>
           <w:rFonts w:hint="eastAsia"/>
@@ -2125,7 +1250,6 @@
       <w:r>
         <w:t>六、对外经济</w:t>
       </w:r>
-      <w:bookmarkEnd w:id="1021"/>
     </w:p>
     <w:p>
       <w:pPr>
@@ -2158,7 +1282,6 @@
       </w:r>
     </w:p>
     <w:p>
-      <w:bookmarkStart w:id="1022" w:name="toc_23_109"/>
       <w:pPr>
         <w:rPr>
           <w:rFonts w:hint="eastAsia"/>
@@ -2167,7 +1290,6 @@
       <w:r>
         <w:t>七、交通、邮电和旅游</w:t>
       </w:r>
-      <w:bookmarkEnd w:id="1022"/>
     </w:p>
     <w:p>
       <w:pPr>
@@ -2204,7 +1326,6 @@
       </w:r>
     </w:p>
     <w:p>
-      <w:bookmarkStart w:id="1023" w:name="toc_24_113"/>
       <w:pPr>
         <w:rPr>
           <w:rFonts w:hint="eastAsia"/>
@@ -2213,7 +1334,6 @@
       <w:r>
         <w:t>八、财政金融</w:t>
       </w:r>
-      <w:bookmarkEnd w:id="1023"/>
     </w:p>
     <w:p>
       <w:pPr>
@@ -2246,7 +1366,6 @@
       </w:r>
     </w:p>
     <w:p>
-      <w:bookmarkStart w:id="1024" w:name="toc_25_117"/>
       <w:pPr>
         <w:rPr>
           <w:rFonts w:hint="eastAsia"/>
@@ -2255,7 +1374,6 @@
       <w:r>
         <w:t>九、人民生活和社会保障</w:t>
       </w:r>
-      <w:bookmarkEnd w:id="1024"/>
     </w:p>
     <w:p>
       <w:pPr>
@@ -2278,7 +1396,6 @@
       </w:r>
     </w:p>
     <w:p>
-      <w:bookmarkStart w:id="1025" w:name="toc_26_120"/>
       <w:pPr>
         <w:rPr>
           <w:rFonts w:hint="eastAsia"/>
@@ -2287,7 +1404,6 @@
       <w:r>
         <w:t>十、科学技术和教育</w:t>
       </w:r>
-      <w:bookmarkEnd w:id="1025"/>
     </w:p>
     <w:p>
       <w:pPr>
@@ -2331,7 +1447,6 @@
       </w:r>
     </w:p>
     <w:p>
-      <w:bookmarkStart w:id="1026" w:name="toc_27_125"/>
       <w:pPr>
         <w:rPr>
           <w:rFonts w:hint="eastAsia"/>
@@ -2340,7 +1455,6 @@
       <w:r>
         <w:t>十一、文化、卫生和体育</w:t>
       </w:r>
-      <w:bookmarkEnd w:id="1026"/>
     </w:p>
     <w:p>
       <w:pPr>
@@ -2373,7 +1487,6 @@
       </w:r>
     </w:p>
     <w:p>
-      <w:bookmarkStart w:id="1027" w:name="toc_28_129"/>
       <w:pPr>
         <w:rPr>
           <w:rFonts w:hint="eastAsia"/>
@@ -2382,7 +1495,6 @@
       <w:r>
         <w:t>十二、资源、环境和应急管理</w:t>
       </w:r>
-      <w:bookmarkEnd w:id="1027"/>
     </w:p>
     <w:p>
       <w:pPr>
@@ -2416,7 +1528,6 @@
       </w:r>
     </w:p>
     <w:p>
-      <w:bookmarkStart w:id="1028" w:name="toc_29_133"/>
       <w:pPr>
         <w:rPr>
           <w:rFonts w:hint="eastAsia"/>
@@ -2425,7 +1536,6 @@
       <w:r>
         <w:t>注释：</w:t>
       </w:r>
-      <w:bookmarkEnd w:id="1028"/>
     </w:p>
     <w:p>
       <w:pPr>
@@ -2460,7 +1570,6 @@
       </w:r>
     </w:p>
     <w:p>
-      <w:bookmarkStart w:id="1029" w:name="toc_30_136"/>
       <w:pPr>
         <w:rPr>
           <w:rFonts w:hint="eastAsia"/>
@@ -2469,7 +1578,6 @@
       <w:r>
         <w:t>资料来源：</w:t>
       </w:r>
-      <w:bookmarkEnd w:id="1029"/>
     </w:p>
     <w:p>
       <w:pPr>
@@ -2596,7 +1704,6 @@
       </w:r>
     </w:p>
     <w:p>
-      <w:bookmarkStart w:id="1031" w:name="toc_32_152"/>
       <w:pPr>
         <w:rPr>
           <w:rFonts w:hint="eastAsia"/>
@@ -2605,7 +1712,6 @@
       <w:r>
         <w:t>一、综合</w:t>
       </w:r>
-      <w:bookmarkEnd w:id="1031"/>
     </w:p>
     <w:p>
       <w:pPr>
@@ -4063,7 +3169,6 @@
       </w:r>
     </w:p>
     <w:p>
-      <w:bookmarkStart w:id="1032" w:name="toc_33_162"/>
       <w:pPr>
         <w:rPr>
           <w:rFonts w:hint="eastAsia"/>
@@ -4072,7 +3177,6 @@
       <w:r>
         <w:t>二、农业</w:t>
       </w:r>
-      <w:bookmarkEnd w:id="1032"/>
     </w:p>
     <w:p>
       <w:pPr>
@@ -4105,7 +3209,6 @@
       </w:r>
     </w:p>
     <w:p>
-      <w:bookmarkStart w:id="1033" w:name="toc_34_166"/>
       <w:pPr>
         <w:rPr>
           <w:rFonts w:hint="eastAsia"/>
@@ -4114,7 +3217,6 @@
       <w:r>
         <w:t>三、工业和建筑业</w:t>
       </w:r>
-      <w:bookmarkEnd w:id="1033"/>
     </w:p>
     <w:p>
       <w:pPr>
@@ -6807,7 +5909,6 @@
       </w:r>
     </w:p>
     <w:p>
-      <w:bookmarkStart w:id="1034" w:name="toc_35_171"/>
       <w:pPr>
         <w:rPr>
           <w:rFonts w:hint="eastAsia"/>
@@ -6816,7 +5917,6 @@
       <w:r>
         <w:t>四、固定资产投资和房地产</w:t>
       </w:r>
-      <w:bookmarkEnd w:id="1034"/>
     </w:p>
     <w:p>
       <w:pPr>
@@ -6853,7 +5953,6 @@
       </w:r>
     </w:p>
     <w:p>
-      <w:bookmarkStart w:id="1035" w:name="toc_36_175"/>
       <w:pPr>
         <w:rPr>
           <w:rFonts w:hint="eastAsia"/>
@@ -6862,7 +5961,6 @@
       <w:r>
         <w:t>五、国内贸易</w:t>
       </w:r>
-      <w:bookmarkEnd w:id="1035"/>
     </w:p>
     <w:p>
       <w:pPr>
@@ -8911,7 +8009,6 @@
       </w:r>
     </w:p>
     <w:p>
-      <w:bookmarkStart w:id="1036" w:name="toc_37_179"/>
       <w:pPr>
         <w:rPr>
           <w:rFonts w:hint="eastAsia"/>
@@ -8920,7 +8017,6 @@
       <w:r>
         <w:t>六、对外经济</w:t>
       </w:r>
-      <w:bookmarkEnd w:id="1036"/>
     </w:p>
     <w:p>
       <w:pPr>
@@ -12668,7 +11764,6 @@
       </w:r>
     </w:p>
     <w:p>
-      <w:bookmarkStart w:id="1037" w:name="toc_38_186"/>
       <w:pPr>
         <w:rPr>
           <w:rFonts w:hint="eastAsia"/>
@@ -12677,7 +11772,6 @@
       <w:r>
         <w:t>七、交通、邮电和旅游</w:t>
       </w:r>
-      <w:bookmarkEnd w:id="1037"/>
     </w:p>
     <w:p>
       <w:pPr>
@@ -15653,7 +14747,6 @@
       </w:r>
     </w:p>
     <w:p>
-      <w:bookmarkStart w:id="1038" w:name="toc_39_195"/>
       <w:pPr>
         <w:rPr>
           <w:rFonts w:hint="eastAsia"/>
@@ -15662,7 +14755,6 @@
       <w:r>
         <w:t>八、财政、金融</w:t>
       </w:r>
-      <w:bookmarkEnd w:id="1038"/>
     </w:p>
     <w:p>
       <w:pPr>
@@ -16590,7 +15682,6 @@
       </w:r>
     </w:p>
     <w:p>
-      <w:bookmarkStart w:id="1039" w:name="toc_40_202"/>
       <w:pPr>
         <w:rPr>
           <w:rFonts w:hint="eastAsia"/>
@@ -16599,7 +15690,6 @@
       <w:r>
         <w:t>九、科学技术和教育</w:t>
       </w:r>
-      <w:bookmarkEnd w:id="1039"/>
     </w:p>
     <w:p>
       <w:pPr>
@@ -16642,7 +15732,6 @@
       </w:r>
     </w:p>
     <w:p>
-      <w:bookmarkStart w:id="1040" w:name="toc_41_207"/>
       <w:pPr>
         <w:rPr>
           <w:rFonts w:hint="eastAsia"/>
@@ -16651,7 +15740,6 @@
       <w:r>
         <w:t>十、文化、卫生和体育</w:t>
       </w:r>
-      <w:bookmarkEnd w:id="1040"/>
     </w:p>
     <w:p>
       <w:pPr>
@@ -16688,7 +15776,6 @@
       </w:r>
     </w:p>
     <w:p>
-      <w:bookmarkStart w:id="1041" w:name="toc_42_211"/>
       <w:pPr>
         <w:rPr>
           <w:rFonts w:hint="eastAsia"/>
@@ -16697,7 +15784,6 @@
       <w:r>
         <w:t>十一、人民生活和社会保障</w:t>
       </w:r>
-      <w:bookmarkEnd w:id="1041"/>
     </w:p>
     <w:p>
       <w:pPr>
@@ -17774,7 +16860,6 @@
       </w:r>
     </w:p>
     <w:p>
-      <w:bookmarkStart w:id="1042" w:name="toc_43_216"/>
       <w:pPr>
         <w:rPr>
           <w:rFonts w:hint="eastAsia"/>
@@ -17783,7 +16868,6 @@
       <w:r>
         <w:t>十二、资源、环境和安全生产</w:t>
       </w:r>
-      <w:bookmarkEnd w:id="1042"/>
     </w:p>
     <w:p>
       <w:pPr>
@@ -17816,7 +16900,6 @@
       </w:r>
     </w:p>
     <w:p>
-      <w:bookmarkStart w:id="1043" w:name="toc_44_220"/>
       <w:pPr>
         <w:rPr>
           <w:rFonts w:hint="eastAsia"/>
@@ -17825,7 +16908,6 @@
       <w:r>
         <w:t>注释：</w:t>
       </w:r>
-      <w:bookmarkEnd w:id="1043"/>
     </w:p>
     <w:p>
       <w:pPr>
@@ -17882,7 +16964,6 @@
       </w:r>
     </w:p>
     <w:p>
-      <w:bookmarkStart w:id="1044" w:name="toc_45_226"/>
       <w:pPr>
         <w:rPr>
           <w:rFonts w:hint="eastAsia"/>
@@ -17891,7 +16972,6 @@
       <w:r>
         <w:t>资料来源：</w:t>
       </w:r>
-      <w:bookmarkEnd w:id="1044"/>
     </w:p>
     <w:p>
       <w:pPr>
@@ -18047,7 +17127,6 @@
       </w:r>
     </w:p>
     <w:p>
-      <w:bookmarkStart w:id="1046" w:name="toc_47_247"/>
       <w:pPr>
         <w:rPr>
           <w:rFonts w:hint="eastAsia"/>
@@ -18056,7 +17135,6 @@
       <w:r>
         <w:t>一、综合</w:t>
       </w:r>
-      <w:bookmarkEnd w:id="1046"/>
     </w:p>
     <w:p>
       <w:pPr>
@@ -19314,7 +18392,6 @@
       </w:r>
     </w:p>
     <w:p>
-      <w:bookmarkStart w:id="1047" w:name="toc_48_255"/>
       <w:pPr>
         <w:rPr>
           <w:rFonts w:hint="eastAsia"/>
@@ -19323,7 +18400,6 @@
       <w:r>
         <w:t>二、农业</w:t>
       </w:r>
-      <w:bookmarkEnd w:id="1047"/>
     </w:p>
     <w:p>
       <w:pPr>
@@ -19356,7 +18432,6 @@
       </w:r>
     </w:p>
     <w:p>
-      <w:bookmarkStart w:id="1048" w:name="toc_49_259"/>
       <w:pPr>
         <w:rPr>
           <w:rFonts w:hint="eastAsia"/>
@@ -19365,7 +18440,6 @@
       <w:r>
         <w:t>三、工业和建筑业</w:t>
       </w:r>
-      <w:bookmarkEnd w:id="1048"/>
     </w:p>
     <w:p>
       <w:pPr>
@@ -22088,7 +21162,6 @@
       </w:r>
     </w:p>
     <w:p>
-      <w:bookmarkStart w:id="1049" w:name="toc_50_265"/>
       <w:pPr>
         <w:rPr>
           <w:rFonts w:hint="eastAsia"/>
@@ -22097,7 +21170,6 @@
       <w:r>
         <w:t>四、固定资产投资和房地产</w:t>
       </w:r>
-      <w:bookmarkEnd w:id="1049"/>
     </w:p>
     <w:p>
       <w:pPr>
@@ -22120,7 +21192,6 @@
       </w:r>
     </w:p>
     <w:p>
-      <w:bookmarkStart w:id="1050" w:name="toc_51_268"/>
       <w:pPr>
         <w:rPr>
           <w:rFonts w:hint="eastAsia"/>
@@ -22129,7 +21200,6 @@
       <w:r>
         <w:t>五、国内贸易</w:t>
       </w:r>
-      <w:bookmarkEnd w:id="1050"/>
     </w:p>
     <w:p>
       <w:pPr>
@@ -24330,7 +23400,6 @@
       </w:r>
     </w:p>
     <w:p>
-      <w:bookmarkStart w:id="1051" w:name="toc_52_272"/>
       <w:pPr>
         <w:rPr>
           <w:rFonts w:hint="eastAsia"/>
@@ -24339,7 +23408,6 @@
       <w:r>
         <w:t>六、对外经济</w:t>
       </w:r>
-      <w:bookmarkEnd w:id="1051"/>
     </w:p>
     <w:p>
       <w:pPr>
@@ -28139,7 +27207,6 @@
       </w:r>
     </w:p>
     <w:p>
-      <w:bookmarkStart w:id="1052" w:name="toc_53_279"/>
       <w:pPr>
         <w:rPr>
           <w:rFonts w:hint="eastAsia"/>
@@ -28148,7 +27215,6 @@
       <w:r>
         <w:t>七、交通、邮电和旅游</w:t>
       </w:r>
-      <w:bookmarkEnd w:id="1052"/>
     </w:p>
     <w:p>
       <w:pPr>
@@ -31837,7 +30903,6 @@
       </w:r>
     </w:p>
     <w:p>
-      <w:bookmarkStart w:id="1053" w:name="toc_54_289"/>
       <w:pPr>
         <w:rPr>
           <w:rFonts w:hint="eastAsia"/>
@@ -31846,7 +30911,6 @@
       <w:r>
         <w:t>八、财政、金融</w:t>
       </w:r>
-      <w:bookmarkEnd w:id="1053"/>
     </w:p>
     <w:p>
       <w:pPr>
@@ -32769,7 +31833,6 @@
       </w:r>
     </w:p>
     <w:p>
-      <w:bookmarkStart w:id="1054" w:name="toc_55_294"/>
       <w:pPr>
         <w:rPr>
           <w:rFonts w:hint="eastAsia"/>
@@ -32778,7 +31841,6 @@
       <w:r>
         <w:t>九、人民生活和社会保障</w:t>
       </w:r>
-      <w:bookmarkEnd w:id="1054"/>
     </w:p>
     <w:p>
       <w:pPr>
@@ -33805,7 +32867,6 @@
       </w:r>
     </w:p>
     <w:p>
-      <w:bookmarkStart w:id="1055" w:name="toc_56_299"/>
       <w:pPr>
         <w:rPr>
           <w:rFonts w:hint="eastAsia"/>
@@ -33814,7 +32875,6 @@
       <w:r>
         <w:t>十、科学技术和教育</w:t>
       </w:r>
-      <w:bookmarkEnd w:id="1055"/>
     </w:p>
     <w:p>
       <w:pPr>
@@ -33857,7 +32917,6 @@
       </w:r>
     </w:p>
     <w:p>
-      <w:bookmarkStart w:id="1056" w:name="toc_57_304"/>
       <w:pPr>
         <w:rPr>
           <w:rFonts w:hint="eastAsia"/>
@@ -33867,7 +32926,6 @@
         <w:lastRenderedPageBreak/>
         <w:t>十一、文化、卫生和体育</w:t>
       </w:r>
-      <w:bookmarkEnd w:id="1056"/>
     </w:p>
     <w:p>
       <w:pPr>
@@ -33900,7 +32958,6 @@
       </w:r>
     </w:p>
     <w:p>
-      <w:bookmarkStart w:id="1057" w:name="toc_58_308"/>
       <w:pPr>
         <w:rPr>
           <w:rFonts w:hint="eastAsia"/>
@@ -33909,7 +32966,6 @@
       <w:r>
         <w:t>十二、资源、环境和应急管理</w:t>
       </w:r>
-      <w:bookmarkEnd w:id="1057"/>
     </w:p>
     <w:p>
       <w:pPr>
@@ -33942,7 +32998,6 @@
       </w:r>
     </w:p>
     <w:p>
-      <w:bookmarkStart w:id="1058" w:name="toc_59_312"/>
       <w:pPr>
         <w:rPr>
           <w:rFonts w:hint="eastAsia"/>
@@ -33951,7 +33006,6 @@
       <w:r>
         <w:t>注释：</w:t>
       </w:r>
-      <w:bookmarkEnd w:id="1058"/>
     </w:p>
     <w:p>
       <w:pPr>
@@ -34035,7 +33089,6 @@
       </w:r>
     </w:p>
     <w:p>
-      <w:bookmarkStart w:id="1059" w:name="toc_60_321"/>
       <w:pPr>
         <w:rPr>
           <w:rFonts w:hint="eastAsia"/>
@@ -34044,7 +33097,6 @@
       <w:r>
         <w:t>资料来源：</w:t>
       </w:r>
-      <w:bookmarkEnd w:id="1059"/>
     </w:p>
     <w:p>
       <w:pPr>
